--- a/assets/Import/Edited docs/u1.docx
+++ b/assets/Import/Edited docs/u1.docx
@@ -1,6 +1,6 @@
 
 <file path=word/document.xml><?xml version="1.0" encoding="utf-8"?>
-<w:document xmlns:wpc="http://schemas.microsoft.com/office/word/2010/wordprocessingCanvas" xmlns:cx="http://schemas.microsoft.com/office/drawing/2014/chartex" xmlns:cx1="http://schemas.microsoft.com/office/drawing/2015/9/8/chartex" xmlns:cx2="http://schemas.microsoft.com/office/drawing/2015/10/21/chartex" xmlns:cx3="http://schemas.microsoft.com/office/drawing/2016/5/9/chartex" xmlns:cx4="http://schemas.microsoft.com/office/drawing/2016/5/10/chartex" xmlns:cx5="http://schemas.microsoft.com/office/drawing/2016/5/11/chartex" xmlns:cx6="http://schemas.microsoft.com/office/drawing/2016/5/12/chartex" xmlns:cx7="http://schemas.microsoft.com/office/drawing/2016/5/13/chartex" xmlns:cx8="http://schemas.microsoft.com/office/drawing/2016/5/14/chartex" xmlns:mc="http://schemas.openxmlformats.org/markup-compatibility/2006" xmlns:aink="http://schemas.microsoft.com/office/drawing/2016/ink" xmlns:am3d="http://schemas.microsoft.com/office/drawing/2017/model3d" xmlns:o="urn:schemas-microsoft-com:office:office" xmlns:oel="http://schemas.microsoft.com/office/2019/extlst" xmlns:r="http://schemas.openxmlformats.org/officeDocument/2006/relationships" xmlns:m="http://schemas.openxmlformats.org/officeDocument/2006/math" xmlns:v="urn:schemas-microsoft-com:vml" xmlns:wp14="http://schemas.microsoft.com/office/word/2010/wordprocessingDrawing" xmlns:wp="http://schemas.openxmlformats.org/drawingml/2006/wordprocessingDrawing" xmlns:w10="urn:schemas-microsoft-com:office:word" xmlns:w="http://schemas.openxmlformats.org/wordprocessingml/2006/main" xmlns:w14="http://schemas.microsoft.com/office/word/2010/wordml" xmlns:w15="http://schemas.microsoft.com/office/word/2012/wordml" xmlns:w16cex="http://schemas.microsoft.com/office/word/2018/wordml/cex" xmlns:w16cid="http://schemas.microsoft.com/office/word/2016/wordml/cid" xmlns:w16="http://schemas.microsoft.com/office/word/2018/wordml" xmlns:w16du="http://schemas.microsoft.com/office/word/2023/wordml/word16du" xmlns:w16sdtdh="http://schemas.microsoft.com/office/word/2020/wordml/sdtdatahash" xmlns:w16se="http://schemas.microsoft.com/office/word/2015/wordml/symex" xmlns:wpg="http://schemas.microsoft.com/office/word/2010/wordprocessingGroup" xmlns:wpi="http://schemas.microsoft.com/office/word/2010/wordprocessingInk" xmlns:wne="http://schemas.microsoft.com/office/word/2006/wordml" xmlns:wps="http://schemas.microsoft.com/office/word/2010/wordprocessingShape" mc:Ignorable="w14 w15 w16se w16cid w16 w16cex w16sdtdh w16du wp14">
+<w:document xmlns:wpc="http://schemas.microsoft.com/office/word/2010/wordprocessingCanvas" xmlns:cx="http://schemas.microsoft.com/office/drawing/2014/chartex" xmlns:cx1="http://schemas.microsoft.com/office/drawing/2015/9/8/chartex" xmlns:cx2="http://schemas.microsoft.com/office/drawing/2015/10/21/chartex" xmlns:cx3="http://schemas.microsoft.com/office/drawing/2016/5/9/chartex" xmlns:cx4="http://schemas.microsoft.com/office/drawing/2016/5/10/chartex" xmlns:cx5="http://schemas.microsoft.com/office/drawing/2016/5/11/chartex" xmlns:cx6="http://schemas.microsoft.com/office/drawing/2016/5/12/chartex" xmlns:cx7="http://schemas.microsoft.com/office/drawing/2016/5/13/chartex" xmlns:cx8="http://schemas.microsoft.com/office/drawing/2016/5/14/chartex" xmlns:mc="http://schemas.openxmlformats.org/markup-compatibility/2006" xmlns:aink="http://schemas.microsoft.com/office/drawing/2016/ink" xmlns:am3d="http://schemas.microsoft.com/office/drawing/2017/model3d" xmlns:o="urn:schemas-microsoft-com:office:office" xmlns:oel="http://schemas.microsoft.com/office/2019/extlst" xmlns:r="http://schemas.openxmlformats.org/officeDocument/2006/relationships" xmlns:m="http://schemas.openxmlformats.org/officeDocument/2006/math" xmlns:v="urn:schemas-microsoft-com:vml" xmlns:wp14="http://schemas.microsoft.com/office/word/2010/wordprocessingDrawing" xmlns:wp="http://schemas.openxmlformats.org/drawingml/2006/wordprocessingDrawing" xmlns:w10="urn:schemas-microsoft-com:office:word" xmlns:w="http://schemas.openxmlformats.org/wordprocessingml/2006/main" xmlns:w14="http://schemas.microsoft.com/office/word/2010/wordml" xmlns:w15="http://schemas.microsoft.com/office/word/2012/wordml" xmlns:w16cex="http://schemas.microsoft.com/office/word/2018/wordml/cex" xmlns:w16cid="http://schemas.microsoft.com/office/word/2016/wordml/cid" xmlns:w16="http://schemas.microsoft.com/office/word/2018/wordml" xmlns:w16du="http://schemas.microsoft.com/office/word/2023/wordml/word16du" xmlns:w16sdtdh="http://schemas.microsoft.com/office/word/2020/wordml/sdtdatahash" xmlns:w16sdtfl="http://schemas.microsoft.com/office/word/2024/wordml/sdtformatlock" xmlns:w16se="http://schemas.microsoft.com/office/word/2015/wordml/symex" xmlns:wpg="http://schemas.microsoft.com/office/word/2010/wordprocessingGroup" xmlns:wpi="http://schemas.microsoft.com/office/word/2010/wordprocessingInk" xmlns:wne="http://schemas.microsoft.com/office/word/2006/wordml" xmlns:wps="http://schemas.microsoft.com/office/word/2010/wordprocessingShape" mc:Ignorable="w14 w15 w16se w16cid w16 w16cex w16sdtdh w16sdtfl w16du wp14">
   <w:body>
     <w:p>
       <w:pPr>
@@ -2081,6 +2081,182 @@
         <w:t>the same way a formal paper is assessed. However, the benefits of using asynchronous technologies (where your interactions with others are time-delayed) in well-designed activities can be significant.</w:t>
       </w:r>
     </w:p>
+    <w:p>
+      <w:pPr>
+        <w:pStyle w:val="ListBullet"/>
+      </w:pPr>
+      <w:r>
+        <w:rPr>
+          <w:b/>
+          <w:bCs/>
+        </w:rPr>
+        <w:t>Read</w:t>
+      </w:r>
+      <w:r>
+        <w:t>: Here is an article that will introduce you to some key ideas about discussion forums:</w:t>
+      </w:r>
+    </w:p>
+    <w:p>
+      <w:pPr>
+        <w:pStyle w:val="ListBullet2"/>
+      </w:pPr>
+      <w:hyperlink r:id="rId23">
+        <w:r>
+          <w:rPr>
+            <w:rStyle w:val="Hyperlink"/>
+            <w:i/>
+            <w:iCs/>
+          </w:rPr>
+          <w:t>Students’ Engagement in Asynchronous Online Discussion: The Relationship Between Cognitive Presence, Learner Prominence, and Academic Performance</w:t>
+        </w:r>
+      </w:hyperlink>
+      <w:r>
+        <w:t xml:space="preserve"> </w:t>
+      </w:r>
+      <w:r>
+        <w:fldChar w:fldCharType="begin"/>
+      </w:r>
+      <w:r>
+        <w:instrText xml:space="preserve"> ADDIN ZOTERO_ITEM CSL_CITATION {"citationID":"Apfr0Ceu","properties":{"formattedCitation":"(2019)","plainCitation":"(2019)","noteIndex":0},"citationItems":[{"id":182,"uris":["http://zotero.org/users/14693029/items/PUYCQXCV"],"itemData":{"id":182,"type":"article-journal","container-title":"The Internet and Higher Education","DOI":"10.1016/j.iheduc.2019.100692","ISSN":"10967516","journalAbbreviation":"The Internet and Higher Education","language":"en","page":"100692","source":"DOI.org (Crossref)","title":"Students' engagement in asynchronous online discussion: The relationship between cognitive presence, learner prominence, and academic performance","title-short":"Students' engagement in asynchronous online discussion","volume":"43","author":[{"family":"Galikyan","given":"Irena"},{"family":"Admiraal","given":"Wilfried"}],"issued":{"date-parts":[["2019",10]]}},"label":"page","suppress-author":true}],"schema":"https://github.com/citation-style-language/schema/raw/master/csl-citation.json"} </w:instrText>
+      </w:r>
+      <w:r>
+        <w:fldChar w:fldCharType="separate"/>
+      </w:r>
+      <w:r>
+        <w:rPr>
+          <w:rFonts w:ascii="Aptos" w:hAnsi="Aptos"/>
+        </w:rPr>
+        <w:t>(2019)</w:t>
+      </w:r>
+      <w:r>
+        <w:fldChar w:fldCharType="end"/>
+      </w:r>
+    </w:p>
+    <w:p>
+      <w:pPr>
+        <w:pStyle w:val="BodyText"/>
+      </w:pPr>
+      <w:r>
+        <w:t xml:space="preserve">Note: You may need to sign in to the TWU library to access this article. </w:t>
+      </w:r>
+      <w:hyperlink r:id="rId24">
+        <w:r>
+          <w:rPr>
+            <w:rStyle w:val="Hyperlink"/>
+          </w:rPr>
+          <w:t>You can find help here.</w:t>
+        </w:r>
+      </w:hyperlink>
+    </w:p>
+    <w:p>
+      <w:pPr>
+        <w:pStyle w:val="ListBullet"/>
+      </w:pPr>
+      <w:r>
+        <w:rPr>
+          <w:b/>
+          <w:bCs/>
+        </w:rPr>
+        <w:t>Write</w:t>
+      </w:r>
+      <w:r>
+        <w:t>:</w:t>
+      </w:r>
+      <w:r>
+        <w:t xml:space="preserve"> </w:t>
+      </w:r>
+      <w:r>
+        <w:t xml:space="preserve">Make notes, </w:t>
+      </w:r>
+      <w:r>
+        <w:t>while you read</w:t>
+      </w:r>
+      <w:r>
+        <w:t>, and create a summary.</w:t>
+      </w:r>
+    </w:p>
+    <w:p>
+      <w:pPr>
+        <w:pStyle w:val="Compact"/>
+        <w:numPr>
+          <w:ilvl w:val="0"/>
+          <w:numId w:val="2"/>
+        </w:numPr>
+      </w:pPr>
+      <w:proofErr w:type="gramStart"/>
+      <w:r>
+        <w:t>First of all</w:t>
+      </w:r>
+      <w:proofErr w:type="gramEnd"/>
+      <w:r>
+        <w:t>, don’t get too bogged down in the “Method” section of this article, but carefully read sections 1, 2, 4, 5, 6, and the Appendix.</w:t>
+      </w:r>
+    </w:p>
+    <w:p>
+      <w:pPr>
+        <w:pStyle w:val="Compact"/>
+        <w:numPr>
+          <w:ilvl w:val="0"/>
+          <w:numId w:val="2"/>
+        </w:numPr>
+      </w:pPr>
+      <w:r>
+        <w:t>While you read, jot down some notes, either in a notebook on paper, or in a file on your computer.</w:t>
+      </w:r>
+    </w:p>
+    <w:p>
+      <w:pPr>
+        <w:pStyle w:val="Compact"/>
+        <w:numPr>
+          <w:ilvl w:val="0"/>
+          <w:numId w:val="2"/>
+        </w:numPr>
+      </w:pPr>
+      <w:r>
+        <w:lastRenderedPageBreak/>
+        <w:t xml:space="preserve">Once you are done, write a two to three sentence summary </w:t>
+      </w:r>
+      <w:r>
+        <w:rPr>
+          <w:b/>
+          <w:bCs/>
+          <w:i/>
+          <w:iCs/>
+        </w:rPr>
+        <w:t>in your own words</w:t>
+      </w:r>
+      <w:r>
+        <w:t xml:space="preserve"> of the article and how it relates to you and your experience.</w:t>
+      </w:r>
+    </w:p>
+    <w:p>
+      <w:pPr>
+        <w:pStyle w:val="Compact"/>
+        <w:numPr>
+          <w:ilvl w:val="0"/>
+          <w:numId w:val="2"/>
+        </w:numPr>
+      </w:pPr>
+      <w:r>
+        <w:t xml:space="preserve">Do not hesitate to look up words that you don’t </w:t>
+      </w:r>
+      <w:proofErr w:type="gramStart"/>
+      <w:r>
+        <w:t>understand, and</w:t>
+      </w:r>
+      <w:proofErr w:type="gramEnd"/>
+      <w:r>
+        <w:t xml:space="preserve"> include the definitions in your notes.</w:t>
+      </w:r>
+    </w:p>
+    <w:p>
+      <w:pPr>
+        <w:pStyle w:val="BodyText"/>
+      </w:pPr>
+      <w:r>
+        <w:t>Include at least one question that you have about the article in your notes.</w:t>
+      </w:r>
+    </w:p>
     <w:tbl>
       <w:tblPr>
         <w:tblStyle w:val="Table"/>
@@ -2096,7 +2272,7 @@
         <w:tblLook w:val="0000" w:firstRow="0" w:lastRow="0" w:firstColumn="0" w:lastColumn="0" w:noHBand="0" w:noVBand="0"/>
       </w:tblPr>
       <w:tblGrid>
-        <w:gridCol w:w="9166"/>
+        <w:gridCol w:w="150"/>
       </w:tblGrid>
       <w:tr>
         <w:trPr>
@@ -2117,249 +2293,31 @@
           </w:p>
           <w:p>
             <w:pPr>
-              <w:pStyle w:val="ListBullet"/>
-            </w:pPr>
-            <w:r>
-              <w:rPr>
-                <w:b/>
-                <w:bCs/>
-                <w:kern w:val="2"/>
-                <w:lang w:val="en-CA"/>
-                <w14:ligatures w14:val="standardContextual"/>
-              </w:rPr>
-              <w:t>Read</w:t>
-            </w:r>
-            <w:r>
-              <w:t xml:space="preserve">: </w:t>
-            </w:r>
-            <w:r>
-              <w:t>Here is an article that will introduce you to some key ideas about discussion forums</w:t>
-            </w:r>
-            <w:r>
-              <w:t>:</w:t>
-            </w:r>
-          </w:p>
-          <w:p>
-            <w:pPr>
-              <w:pStyle w:val="ListBullet2"/>
-            </w:pPr>
-            <w:hyperlink r:id="rId23">
-              <w:r>
-                <w:rPr>
-                  <w:rStyle w:val="Hyperlink"/>
-                  <w:i/>
-                  <w:iCs/>
-                </w:rPr>
-                <w:t>Students’ Engagement in Asynchronous Online Discussion: The Relationship Between Cognitive Presence, Learner Prominence, and Academic Performance</w:t>
-              </w:r>
-            </w:hyperlink>
-            <w:r>
-              <w:t xml:space="preserve"> </w:t>
-            </w:r>
-            <w:r>
-              <w:fldChar w:fldCharType="begin"/>
-            </w:r>
-            <w:r>
-              <w:instrText xml:space="preserve"> ADDIN ZOTERO_ITEM CSL_CITATION {"citationID":"Apfr0Ceu","properties":{"formattedCitation":"(2019)","plainCitation":"(2019)","noteIndex":0},"citationItems":[{"id":182,"uris":["http://zotero.org/users/14693029/items/PUYCQXCV"],"itemData":{"id":182,"type":"article-journal","container-title":"The Internet and Higher Education","DOI":"10.1016/j.iheduc.2019.100692","ISSN":"10967516","journalAbbreviation":"The Internet and Higher Education","language":"en","page":"100692","source":"DOI.org (Crossref)","title":"Students' engagement in asynchronous online discussion: The relationship between cognitive presence, learner prominence, and academic performance","title-short":"Students' engagement in asynchronous online discussion","volume":"43","author":[{"family":"Galikyan","given":"Irena"},{"family":"Admiraal","given":"Wilfried"}],"issued":{"date-parts":[["2019",10]]}},"label":"page","suppress-author":true}],"schema":"https://github.com/citation-style-language/schema/raw/master/csl-citation.json"} </w:instrText>
-            </w:r>
-            <w:r>
-              <w:fldChar w:fldCharType="separate"/>
-            </w:r>
-            <w:r>
-              <w:rPr>
-                <w:rFonts w:ascii="Aptos" w:hAnsi="Aptos"/>
-              </w:rPr>
-              <w:t>(2019)</w:t>
-            </w:r>
-            <w:r>
-              <w:fldChar w:fldCharType="end"/>
-            </w:r>
-          </w:p>
-          <w:p>
-            <w:pPr>
-              <w:pStyle w:val="BodyText"/>
-            </w:pPr>
-            <w:r>
-              <w:t xml:space="preserve">Note: You may need to sign in to the TWU library to access this article. </w:t>
-            </w:r>
-            <w:hyperlink r:id="rId24">
-              <w:r>
-                <w:rPr>
-                  <w:rStyle w:val="Hyperlink"/>
-                </w:rPr>
-                <w:t>You can find help here.</w:t>
-              </w:r>
-            </w:hyperlink>
-          </w:p>
-          <w:p>
-            <w:pPr>
-              <w:pStyle w:val="ListBullet"/>
-            </w:pPr>
-            <w:r>
-              <w:rPr>
-                <w:b/>
-                <w:bCs/>
-                <w:kern w:val="2"/>
-                <w:lang w:val="en-CA"/>
-                <w14:ligatures w14:val="standardContextual"/>
-              </w:rPr>
-              <w:t>Write</w:t>
-            </w:r>
-            <w:r>
-              <w:t>:</w:t>
-            </w:r>
-            <w:r>
-              <w:rPr>
-                <w:kern w:val="2"/>
-                <w:lang w:val="en-CA"/>
-                <w14:ligatures w14:val="standardContextual"/>
-              </w:rPr>
-              <w:t xml:space="preserve"> </w:t>
-            </w:r>
-            <w:r>
-              <w:t xml:space="preserve">Make notes, </w:t>
-            </w:r>
-            <w:r>
-              <w:rPr>
-                <w:kern w:val="2"/>
-                <w:lang w:val="en-CA"/>
-                <w14:ligatures w14:val="standardContextual"/>
-              </w:rPr>
-              <w:t>while you read</w:t>
-            </w:r>
-            <w:r>
-              <w:t>, and create a summary.</w:t>
-            </w:r>
-          </w:p>
-          <w:p>
-            <w:pPr>
               <w:pStyle w:val="Compact"/>
               <w:numPr>
                 <w:ilvl w:val="0"/>
                 <w:numId w:val="2"/>
               </w:numPr>
             </w:pPr>
-            <w:proofErr w:type="gramStart"/>
-            <w:r>
-              <w:t>F</w:t>
-            </w:r>
-            <w:r>
-              <w:t>irst of all</w:t>
-            </w:r>
-            <w:proofErr w:type="gramEnd"/>
-            <w:r>
-              <w:t xml:space="preserve">, don’t get too bogged down in the </w:t>
-            </w:r>
-            <w:r>
-              <w:t>“</w:t>
-            </w:r>
-            <w:r>
-              <w:t>Method</w:t>
-            </w:r>
-            <w:r>
-              <w:t>”</w:t>
-            </w:r>
-            <w:r>
-              <w:t xml:space="preserve"> section of this article, but carefully read sections 1, 2, 4, 5, 6, and the Appendix</w:t>
-            </w:r>
-            <w:r>
-              <w:t>.</w:t>
-            </w:r>
-          </w:p>
-          <w:p>
-            <w:pPr>
-              <w:pStyle w:val="Compact"/>
-              <w:numPr>
-                <w:ilvl w:val="0"/>
-                <w:numId w:val="2"/>
-              </w:numPr>
-            </w:pPr>
-            <w:r>
-              <w:t>W</w:t>
-            </w:r>
-            <w:r>
-              <w:t>hile you read, jot down some notes, either in a notebook on paper, or in a file on your computer</w:t>
-            </w:r>
-            <w:r>
-              <w:t>.</w:t>
-            </w:r>
-          </w:p>
-          <w:p>
-            <w:pPr>
-              <w:pStyle w:val="Compact"/>
-              <w:numPr>
-                <w:ilvl w:val="0"/>
-                <w:numId w:val="2"/>
-              </w:numPr>
-            </w:pPr>
-            <w:r>
-              <w:t>O</w:t>
-            </w:r>
-            <w:r>
-              <w:t xml:space="preserve">nce you are done, write a </w:t>
-            </w:r>
-            <w:r>
-              <w:t>two to three</w:t>
-            </w:r>
-            <w:r>
-              <w:t xml:space="preserve"> sentence summary </w:t>
-            </w:r>
-            <w:r>
-              <w:rPr>
-                <w:b/>
-                <w:bCs/>
-                <w:i/>
-                <w:iCs/>
-              </w:rPr>
-              <w:t>in your own words</w:t>
-            </w:r>
-            <w:r>
-              <w:t xml:space="preserve"> of the article and how it relates to you and your experience</w:t>
-            </w:r>
-            <w:r>
-              <w:t>.</w:t>
-            </w:r>
-          </w:p>
-          <w:p>
-            <w:pPr>
-              <w:pStyle w:val="Compact"/>
-              <w:numPr>
-                <w:ilvl w:val="0"/>
-                <w:numId w:val="2"/>
-              </w:numPr>
-            </w:pPr>
-            <w:r>
-              <w:t>D</w:t>
-            </w:r>
-            <w:r>
-              <w:t xml:space="preserve">o not hesitate to look up words that you don’t </w:t>
-            </w:r>
-            <w:proofErr w:type="gramStart"/>
-            <w:r>
-              <w:t>understand, and</w:t>
-            </w:r>
-            <w:proofErr w:type="gramEnd"/>
-            <w:r>
-              <w:t xml:space="preserve"> include the definitions in your notes</w:t>
-            </w:r>
-            <w:r>
-              <w:t>.</w:t>
-            </w:r>
-          </w:p>
-          <w:p>
-            <w:pPr>
-              <w:pStyle w:val="Compact"/>
-              <w:numPr>
-                <w:ilvl w:val="0"/>
-                <w:numId w:val="2"/>
-              </w:numPr>
-            </w:pPr>
-            <w:r>
-              <w:t>I</w:t>
-            </w:r>
-            <w:r>
-              <w:t>nclude at least one question that you have about the article in your notes.</w:t>
-            </w:r>
+          </w:p>
+        </w:tc>
+      </w:tr>
+      <w:tr>
+        <w:trPr>
+          <w:cantSplit/>
+        </w:trPr>
+        <w:tc>
+          <w:tcPr>
+            <w:tcW w:w="0" w:type="auto"/>
+            <w:tcMar>
+              <w:left w:w="144" w:type="dxa"/>
+            </w:tcMar>
+          </w:tcPr>
+          <w:p>
+            <w:pPr>
+              <w:pStyle w:val="BodyText"/>
+              <w:spacing w:before="16" w:after="64"/>
+            </w:pPr>
           </w:p>
         </w:tc>
       </w:tr>
@@ -2545,7 +2503,6 @@
         <w:pStyle w:val="BodyText"/>
       </w:pPr>
       <w:r>
-        <w:lastRenderedPageBreak/>
         <w:t xml:space="preserve">It is </w:t>
       </w:r>
       <w:r>
@@ -2603,6 +2560,7 @@
         <w:pStyle w:val="BodyText"/>
       </w:pPr>
       <w:r>
+        <w:lastRenderedPageBreak/>
         <w:t xml:space="preserve">In short, </w:t>
       </w:r>
       <w:proofErr w:type="gramStart"/>
@@ -2880,7 +2838,6 @@
         </w:numPr>
       </w:pPr>
       <w:r>
-        <w:lastRenderedPageBreak/>
         <w:t>Other times it may be helpful to</w:t>
       </w:r>
       <w:r>
@@ -3013,6 +2970,7 @@
         </w:numPr>
       </w:pPr>
       <w:r>
+        <w:lastRenderedPageBreak/>
         <w:t>Sometimes</w:t>
       </w:r>
       <w:r>
@@ -3410,7 +3368,6 @@
         <w:pStyle w:val="BodyText"/>
       </w:pPr>
       <w:r>
-        <w:lastRenderedPageBreak/>
         <w:t xml:space="preserve">Modern universities are also deeply impacted by </w:t>
       </w:r>
       <w:r>
@@ -3471,6 +3428,7 @@
         </w:numPr>
       </w:pPr>
       <w:r>
+        <w:lastRenderedPageBreak/>
         <w:t>A</w:t>
       </w:r>
       <w:r>
@@ -3609,7 +3567,6 @@
         <w:pStyle w:val="FirstParagraph"/>
       </w:pPr>
       <w:r>
-        <w:lastRenderedPageBreak/>
         <w:t xml:space="preserve">Literacy, as we commonly understand it, is the ability to </w:t>
       </w:r>
       <w:r>
@@ -3663,21 +3620,7 @@
         <w:rPr>
           <w:rFonts w:ascii="Aptos" w:hAnsi="Aptos"/>
         </w:rPr>
-        <w:t>(</w:t>
-      </w:r>
-      <w:proofErr w:type="spellStart"/>
-      <w:r>
-        <w:rPr>
-          <w:rFonts w:ascii="Aptos" w:hAnsi="Aptos"/>
-        </w:rPr>
-        <w:t>Alber</w:t>
-      </w:r>
-      <w:proofErr w:type="spellEnd"/>
-      <w:r>
-        <w:rPr>
-          <w:rFonts w:ascii="Aptos" w:hAnsi="Aptos"/>
-        </w:rPr>
-        <w:t>, 2013)</w:t>
+        <w:t>(Alber, 2013)</w:t>
       </w:r>
       <w:r>
         <w:fldChar w:fldCharType="end"/>
@@ -3688,6 +3631,7 @@
         <w:pStyle w:val="FirstParagraph"/>
       </w:pPr>
       <w:r>
+        <w:lastRenderedPageBreak/>
         <w:t>What digital tools do you use to help you make meaning? What is your “go-to” app for note</w:t>
       </w:r>
       <w:r>
@@ -8564,19 +8508,19 @@
         <w:pStyle w:val="ListBullet2"/>
       </w:pPr>
       <w:r>
-        <w:t xml:space="preserve">If you must publish your email address online, consider creating a “sacrificial” email address, or one you only use to publish online. You can create an email “alias” which you can set to automatically forward to your primary email, and easily disable if your </w:t>
+        <w:t xml:space="preserve">If you must publish your email address online, consider creating a “sacrificial” email address, or one you only use to publish online. You can create an email “alias” which you can set to automatically forward to your primary </w:t>
+      </w:r>
+      <w:proofErr w:type="gramStart"/>
+      <w:r>
+        <w:t>email, and</w:t>
+      </w:r>
+      <w:proofErr w:type="gramEnd"/>
+      <w:r>
+        <w:t xml:space="preserve"> easily disable if your </w:t>
       </w:r>
       <w:r>
         <w:lastRenderedPageBreak/>
-        <w:t xml:space="preserve">spam volumes </w:t>
-      </w:r>
-      <w:proofErr w:type="gramStart"/>
-      <w:r>
-        <w:t>increases</w:t>
-      </w:r>
-      <w:proofErr w:type="gramEnd"/>
-      <w:r>
-        <w:t>. Many email services will automatically generate random email addresses that you can use to hide your true address.</w:t>
+        <w:t>spam volumes increases. Many email services will automatically generate random email addresses that you can use to hide your true address.</w:t>
       </w:r>
     </w:p>
     <w:p>
@@ -10723,6 +10667,13 @@
       <w:bookmarkEnd w:id="44"/>
     </w:tbl>
     <w:p/>
+    <w:p>
+      <w:r>
+        <w:t>Bibliography</w:t>
+      </w:r>
+    </w:p>
+    <w:p/>
+    <w:p/>
     <w:sectPr>
       <w:pgSz w:w="12240" w:h="15840"/>
       <w:pgMar w:top="1440" w:right="1440" w:bottom="1440" w:left="1440" w:header="708" w:footer="708" w:gutter="0"/>
@@ -10734,7 +10685,7 @@
 </file>
 
 <file path=word/endnotes.xml><?xml version="1.0" encoding="utf-8"?>
-<w:endnotes xmlns:wpc="http://schemas.microsoft.com/office/word/2010/wordprocessingCanvas" xmlns:cx="http://schemas.microsoft.com/office/drawing/2014/chartex" xmlns:cx1="http://schemas.microsoft.com/office/drawing/2015/9/8/chartex" xmlns:cx2="http://schemas.microsoft.com/office/drawing/2015/10/21/chartex" xmlns:cx3="http://schemas.microsoft.com/office/drawing/2016/5/9/chartex" xmlns:cx4="http://schemas.microsoft.com/office/drawing/2016/5/10/chartex" xmlns:cx5="http://schemas.microsoft.com/office/drawing/2016/5/11/chartex" xmlns:cx6="http://schemas.microsoft.com/office/drawing/2016/5/12/chartex" xmlns:cx7="http://schemas.microsoft.com/office/drawing/2016/5/13/chartex" xmlns:cx8="http://schemas.microsoft.com/office/drawing/2016/5/14/chartex" xmlns:mc="http://schemas.openxmlformats.org/markup-compatibility/2006" xmlns:aink="http://schemas.microsoft.com/office/drawing/2016/ink" xmlns:am3d="http://schemas.microsoft.com/office/drawing/2017/model3d" xmlns:o="urn:schemas-microsoft-com:office:office" xmlns:oel="http://schemas.microsoft.com/office/2019/extlst" xmlns:r="http://schemas.openxmlformats.org/officeDocument/2006/relationships" xmlns:m="http://schemas.openxmlformats.org/officeDocument/2006/math" xmlns:v="urn:schemas-microsoft-com:vml" xmlns:wp14="http://schemas.microsoft.com/office/word/2010/wordprocessingDrawing" xmlns:wp="http://schemas.openxmlformats.org/drawingml/2006/wordprocessingDrawing" xmlns:w10="urn:schemas-microsoft-com:office:word" xmlns:w="http://schemas.openxmlformats.org/wordprocessingml/2006/main" xmlns:w14="http://schemas.microsoft.com/office/word/2010/wordml" xmlns:w15="http://schemas.microsoft.com/office/word/2012/wordml" xmlns:w16cex="http://schemas.microsoft.com/office/word/2018/wordml/cex" xmlns:w16cid="http://schemas.microsoft.com/office/word/2016/wordml/cid" xmlns:w16="http://schemas.microsoft.com/office/word/2018/wordml" xmlns:w16du="http://schemas.microsoft.com/office/word/2023/wordml/word16du" xmlns:w16sdtdh="http://schemas.microsoft.com/office/word/2020/wordml/sdtdatahash" xmlns:w16se="http://schemas.microsoft.com/office/word/2015/wordml/symex" xmlns:wpg="http://schemas.microsoft.com/office/word/2010/wordprocessingGroup" xmlns:wpi="http://schemas.microsoft.com/office/word/2010/wordprocessingInk" xmlns:wne="http://schemas.microsoft.com/office/word/2006/wordml" xmlns:wps="http://schemas.microsoft.com/office/word/2010/wordprocessingShape" mc:Ignorable="w14 w15 w16se w16cid w16 w16cex w16sdtdh w16du wp14">
+<w:endnotes xmlns:wpc="http://schemas.microsoft.com/office/word/2010/wordprocessingCanvas" xmlns:cx="http://schemas.microsoft.com/office/drawing/2014/chartex" xmlns:cx1="http://schemas.microsoft.com/office/drawing/2015/9/8/chartex" xmlns:cx2="http://schemas.microsoft.com/office/drawing/2015/10/21/chartex" xmlns:cx3="http://schemas.microsoft.com/office/drawing/2016/5/9/chartex" xmlns:cx4="http://schemas.microsoft.com/office/drawing/2016/5/10/chartex" xmlns:cx5="http://schemas.microsoft.com/office/drawing/2016/5/11/chartex" xmlns:cx6="http://schemas.microsoft.com/office/drawing/2016/5/12/chartex" xmlns:cx7="http://schemas.microsoft.com/office/drawing/2016/5/13/chartex" xmlns:cx8="http://schemas.microsoft.com/office/drawing/2016/5/14/chartex" xmlns:mc="http://schemas.openxmlformats.org/markup-compatibility/2006" xmlns:aink="http://schemas.microsoft.com/office/drawing/2016/ink" xmlns:am3d="http://schemas.microsoft.com/office/drawing/2017/model3d" xmlns:o="urn:schemas-microsoft-com:office:office" xmlns:oel="http://schemas.microsoft.com/office/2019/extlst" xmlns:r="http://schemas.openxmlformats.org/officeDocument/2006/relationships" xmlns:m="http://schemas.openxmlformats.org/officeDocument/2006/math" xmlns:v="urn:schemas-microsoft-com:vml" xmlns:wp14="http://schemas.microsoft.com/office/word/2010/wordprocessingDrawing" xmlns:wp="http://schemas.openxmlformats.org/drawingml/2006/wordprocessingDrawing" xmlns:w10="urn:schemas-microsoft-com:office:word" xmlns:w="http://schemas.openxmlformats.org/wordprocessingml/2006/main" xmlns:w14="http://schemas.microsoft.com/office/word/2010/wordml" xmlns:w15="http://schemas.microsoft.com/office/word/2012/wordml" xmlns:w16cex="http://schemas.microsoft.com/office/word/2018/wordml/cex" xmlns:w16cid="http://schemas.microsoft.com/office/word/2016/wordml/cid" xmlns:w16="http://schemas.microsoft.com/office/word/2018/wordml" xmlns:w16du="http://schemas.microsoft.com/office/word/2023/wordml/word16du" xmlns:w16sdtdh="http://schemas.microsoft.com/office/word/2020/wordml/sdtdatahash" xmlns:w16sdtfl="http://schemas.microsoft.com/office/word/2024/wordml/sdtformatlock" xmlns:w16se="http://schemas.microsoft.com/office/word/2015/wordml/symex" xmlns:wpg="http://schemas.microsoft.com/office/word/2010/wordprocessingGroup" xmlns:wpi="http://schemas.microsoft.com/office/word/2010/wordprocessingInk" xmlns:wne="http://schemas.microsoft.com/office/word/2006/wordml" xmlns:wps="http://schemas.microsoft.com/office/word/2010/wordprocessingShape" mc:Ignorable="w14 w15 w16se w16cid w16 w16cex w16sdtdh w16sdtfl w16du wp14">
   <w:endnote w:type="separator" w:id="-1">
     <w:p>
       <w:pPr>
@@ -10759,7 +10710,7 @@
 </file>
 
 <file path=word/footnotes.xml><?xml version="1.0" encoding="utf-8"?>
-<w:footnotes xmlns:wpc="http://schemas.microsoft.com/office/word/2010/wordprocessingCanvas" xmlns:cx="http://schemas.microsoft.com/office/drawing/2014/chartex" xmlns:cx1="http://schemas.microsoft.com/office/drawing/2015/9/8/chartex" xmlns:cx2="http://schemas.microsoft.com/office/drawing/2015/10/21/chartex" xmlns:cx3="http://schemas.microsoft.com/office/drawing/2016/5/9/chartex" xmlns:cx4="http://schemas.microsoft.com/office/drawing/2016/5/10/chartex" xmlns:cx5="http://schemas.microsoft.com/office/drawing/2016/5/11/chartex" xmlns:cx6="http://schemas.microsoft.com/office/drawing/2016/5/12/chartex" xmlns:cx7="http://schemas.microsoft.com/office/drawing/2016/5/13/chartex" xmlns:cx8="http://schemas.microsoft.com/office/drawing/2016/5/14/chartex" xmlns:mc="http://schemas.openxmlformats.org/markup-compatibility/2006" xmlns:aink="http://schemas.microsoft.com/office/drawing/2016/ink" xmlns:am3d="http://schemas.microsoft.com/office/drawing/2017/model3d" xmlns:o="urn:schemas-microsoft-com:office:office" xmlns:oel="http://schemas.microsoft.com/office/2019/extlst" xmlns:r="http://schemas.openxmlformats.org/officeDocument/2006/relationships" xmlns:m="http://schemas.openxmlformats.org/officeDocument/2006/math" xmlns:v="urn:schemas-microsoft-com:vml" xmlns:wp14="http://schemas.microsoft.com/office/word/2010/wordprocessingDrawing" xmlns:wp="http://schemas.openxmlformats.org/drawingml/2006/wordprocessingDrawing" xmlns:w10="urn:schemas-microsoft-com:office:word" xmlns:w="http://schemas.openxmlformats.org/wordprocessingml/2006/main" xmlns:w14="http://schemas.microsoft.com/office/word/2010/wordml" xmlns:w15="http://schemas.microsoft.com/office/word/2012/wordml" xmlns:w16cex="http://schemas.microsoft.com/office/word/2018/wordml/cex" xmlns:w16cid="http://schemas.microsoft.com/office/word/2016/wordml/cid" xmlns:w16="http://schemas.microsoft.com/office/word/2018/wordml" xmlns:w16du="http://schemas.microsoft.com/office/word/2023/wordml/word16du" xmlns:w16sdtdh="http://schemas.microsoft.com/office/word/2020/wordml/sdtdatahash" xmlns:w16se="http://schemas.microsoft.com/office/word/2015/wordml/symex" xmlns:wpg="http://schemas.microsoft.com/office/word/2010/wordprocessingGroup" xmlns:wpi="http://schemas.microsoft.com/office/word/2010/wordprocessingInk" xmlns:wne="http://schemas.microsoft.com/office/word/2006/wordml" xmlns:wps="http://schemas.microsoft.com/office/word/2010/wordprocessingShape" mc:Ignorable="w14 w15 w16se w16cid w16 w16cex w16sdtdh w16du wp14">
+<w:footnotes xmlns:wpc="http://schemas.microsoft.com/office/word/2010/wordprocessingCanvas" xmlns:cx="http://schemas.microsoft.com/office/drawing/2014/chartex" xmlns:cx1="http://schemas.microsoft.com/office/drawing/2015/9/8/chartex" xmlns:cx2="http://schemas.microsoft.com/office/drawing/2015/10/21/chartex" xmlns:cx3="http://schemas.microsoft.com/office/drawing/2016/5/9/chartex" xmlns:cx4="http://schemas.microsoft.com/office/drawing/2016/5/10/chartex" xmlns:cx5="http://schemas.microsoft.com/office/drawing/2016/5/11/chartex" xmlns:cx6="http://schemas.microsoft.com/office/drawing/2016/5/12/chartex" xmlns:cx7="http://schemas.microsoft.com/office/drawing/2016/5/13/chartex" xmlns:cx8="http://schemas.microsoft.com/office/drawing/2016/5/14/chartex" xmlns:mc="http://schemas.openxmlformats.org/markup-compatibility/2006" xmlns:aink="http://schemas.microsoft.com/office/drawing/2016/ink" xmlns:am3d="http://schemas.microsoft.com/office/drawing/2017/model3d" xmlns:o="urn:schemas-microsoft-com:office:office" xmlns:oel="http://schemas.microsoft.com/office/2019/extlst" xmlns:r="http://schemas.openxmlformats.org/officeDocument/2006/relationships" xmlns:m="http://schemas.openxmlformats.org/officeDocument/2006/math" xmlns:v="urn:schemas-microsoft-com:vml" xmlns:wp14="http://schemas.microsoft.com/office/word/2010/wordprocessingDrawing" xmlns:wp="http://schemas.openxmlformats.org/drawingml/2006/wordprocessingDrawing" xmlns:w10="urn:schemas-microsoft-com:office:word" xmlns:w="http://schemas.openxmlformats.org/wordprocessingml/2006/main" xmlns:w14="http://schemas.microsoft.com/office/word/2010/wordml" xmlns:w15="http://schemas.microsoft.com/office/word/2012/wordml" xmlns:w16cex="http://schemas.microsoft.com/office/word/2018/wordml/cex" xmlns:w16cid="http://schemas.microsoft.com/office/word/2016/wordml/cid" xmlns:w16="http://schemas.microsoft.com/office/word/2018/wordml" xmlns:w16du="http://schemas.microsoft.com/office/word/2023/wordml/word16du" xmlns:w16sdtdh="http://schemas.microsoft.com/office/word/2020/wordml/sdtdatahash" xmlns:w16sdtfl="http://schemas.microsoft.com/office/word/2024/wordml/sdtformatlock" xmlns:w16se="http://schemas.microsoft.com/office/word/2015/wordml/symex" xmlns:wpg="http://schemas.microsoft.com/office/word/2010/wordprocessingGroup" xmlns:wpi="http://schemas.microsoft.com/office/word/2010/wordprocessingInk" xmlns:wne="http://schemas.microsoft.com/office/word/2006/wordml" xmlns:wps="http://schemas.microsoft.com/office/word/2010/wordprocessingShape" mc:Ignorable="w14 w15 w16se w16cid w16 w16cex w16sdtdh w16sdtfl w16du wp14">
   <w:footnote w:type="separator" w:id="-1">
     <w:p>
       <w:pPr>
@@ -10816,7 +10767,7 @@
 </file>
 
 <file path=word/numbering.xml><?xml version="1.0" encoding="utf-8"?>
-<w:numbering xmlns:wpc="http://schemas.microsoft.com/office/word/2010/wordprocessingCanvas" xmlns:cx="http://schemas.microsoft.com/office/drawing/2014/chartex" xmlns:cx1="http://schemas.microsoft.com/office/drawing/2015/9/8/chartex" xmlns:cx2="http://schemas.microsoft.com/office/drawing/2015/10/21/chartex" xmlns:cx3="http://schemas.microsoft.com/office/drawing/2016/5/9/chartex" xmlns:cx4="http://schemas.microsoft.com/office/drawing/2016/5/10/chartex" xmlns:cx5="http://schemas.microsoft.com/office/drawing/2016/5/11/chartex" xmlns:cx6="http://schemas.microsoft.com/office/drawing/2016/5/12/chartex" xmlns:cx7="http://schemas.microsoft.com/office/drawing/2016/5/13/chartex" xmlns:cx8="http://schemas.microsoft.com/office/drawing/2016/5/14/chartex" xmlns:mc="http://schemas.openxmlformats.org/markup-compatibility/2006" xmlns:aink="http://schemas.microsoft.com/office/drawing/2016/ink" xmlns:am3d="http://schemas.microsoft.com/office/drawing/2017/model3d" xmlns:o="urn:schemas-microsoft-com:office:office" xmlns:oel="http://schemas.microsoft.com/office/2019/extlst" xmlns:r="http://schemas.openxmlformats.org/officeDocument/2006/relationships" xmlns:m="http://schemas.openxmlformats.org/officeDocument/2006/math" xmlns:v="urn:schemas-microsoft-com:vml" xmlns:wp14="http://schemas.microsoft.com/office/word/2010/wordprocessingDrawing" xmlns:wp="http://schemas.openxmlformats.org/drawingml/2006/wordprocessingDrawing" xmlns:w10="urn:schemas-microsoft-com:office:word" xmlns:w="http://schemas.openxmlformats.org/wordprocessingml/2006/main" xmlns:w14="http://schemas.microsoft.com/office/word/2010/wordml" xmlns:w15="http://schemas.microsoft.com/office/word/2012/wordml" xmlns:w16cex="http://schemas.microsoft.com/office/word/2018/wordml/cex" xmlns:w16cid="http://schemas.microsoft.com/office/word/2016/wordml/cid" xmlns:w16="http://schemas.microsoft.com/office/word/2018/wordml" xmlns:w16du="http://schemas.microsoft.com/office/word/2023/wordml/word16du" xmlns:w16sdtdh="http://schemas.microsoft.com/office/word/2020/wordml/sdtdatahash" xmlns:w16se="http://schemas.microsoft.com/office/word/2015/wordml/symex" xmlns:wpg="http://schemas.microsoft.com/office/word/2010/wordprocessingGroup" xmlns:wpi="http://schemas.microsoft.com/office/word/2010/wordprocessingInk" xmlns:wne="http://schemas.microsoft.com/office/word/2006/wordml" xmlns:wps="http://schemas.microsoft.com/office/word/2010/wordprocessingShape" mc:Ignorable="w14 w15 w16se w16cid w16 w16cex w16sdtdh w16du wp14">
+<w:numbering xmlns:wpc="http://schemas.microsoft.com/office/word/2010/wordprocessingCanvas" xmlns:cx="http://schemas.microsoft.com/office/drawing/2014/chartex" xmlns:cx1="http://schemas.microsoft.com/office/drawing/2015/9/8/chartex" xmlns:cx2="http://schemas.microsoft.com/office/drawing/2015/10/21/chartex" xmlns:cx3="http://schemas.microsoft.com/office/drawing/2016/5/9/chartex" xmlns:cx4="http://schemas.microsoft.com/office/drawing/2016/5/10/chartex" xmlns:cx5="http://schemas.microsoft.com/office/drawing/2016/5/11/chartex" xmlns:cx6="http://schemas.microsoft.com/office/drawing/2016/5/12/chartex" xmlns:cx7="http://schemas.microsoft.com/office/drawing/2016/5/13/chartex" xmlns:cx8="http://schemas.microsoft.com/office/drawing/2016/5/14/chartex" xmlns:mc="http://schemas.openxmlformats.org/markup-compatibility/2006" xmlns:aink="http://schemas.microsoft.com/office/drawing/2016/ink" xmlns:am3d="http://schemas.microsoft.com/office/drawing/2017/model3d" xmlns:o="urn:schemas-microsoft-com:office:office" xmlns:oel="http://schemas.microsoft.com/office/2019/extlst" xmlns:r="http://schemas.openxmlformats.org/officeDocument/2006/relationships" xmlns:m="http://schemas.openxmlformats.org/officeDocument/2006/math" xmlns:v="urn:schemas-microsoft-com:vml" xmlns:wp14="http://schemas.microsoft.com/office/word/2010/wordprocessingDrawing" xmlns:wp="http://schemas.openxmlformats.org/drawingml/2006/wordprocessingDrawing" xmlns:w10="urn:schemas-microsoft-com:office:word" xmlns:w="http://schemas.openxmlformats.org/wordprocessingml/2006/main" xmlns:w14="http://schemas.microsoft.com/office/word/2010/wordml" xmlns:w15="http://schemas.microsoft.com/office/word/2012/wordml" xmlns:w16cex="http://schemas.microsoft.com/office/word/2018/wordml/cex" xmlns:w16cid="http://schemas.microsoft.com/office/word/2016/wordml/cid" xmlns:w16="http://schemas.microsoft.com/office/word/2018/wordml" xmlns:w16du="http://schemas.microsoft.com/office/word/2023/wordml/word16du" xmlns:w16sdtdh="http://schemas.microsoft.com/office/word/2020/wordml/sdtdatahash" xmlns:w16sdtfl="http://schemas.microsoft.com/office/word/2024/wordml/sdtformatlock" xmlns:w16se="http://schemas.microsoft.com/office/word/2015/wordml/symex" xmlns:wpg="http://schemas.microsoft.com/office/word/2010/wordprocessingGroup" xmlns:wpi="http://schemas.microsoft.com/office/word/2010/wordprocessingInk" xmlns:wne="http://schemas.microsoft.com/office/word/2006/wordml" xmlns:wps="http://schemas.microsoft.com/office/word/2010/wordprocessingShape" mc:Ignorable="w14 w15 w16se w16cid w16 w16cex w16sdtdh w16sdtfl w16du wp14">
   <w:abstractNum w:abstractNumId="0" w15:restartNumberingAfterBreak="0">
     <w:nsid w:val="FFFFFF83"/>
     <w:multiLevelType w:val="singleLevel"/>
@@ -12039,7 +11990,7 @@
 </file>
 
 <file path=word/people.xml><?xml version="1.0" encoding="utf-8"?>
-<w15:people xmlns:wpc="http://schemas.microsoft.com/office/word/2010/wordprocessingCanvas" xmlns:cx="http://schemas.microsoft.com/office/drawing/2014/chartex" xmlns:cx1="http://schemas.microsoft.com/office/drawing/2015/9/8/chartex" xmlns:cx2="http://schemas.microsoft.com/office/drawing/2015/10/21/chartex" xmlns:cx3="http://schemas.microsoft.com/office/drawing/2016/5/9/chartex" xmlns:cx4="http://schemas.microsoft.com/office/drawing/2016/5/10/chartex" xmlns:cx5="http://schemas.microsoft.com/office/drawing/2016/5/11/chartex" xmlns:cx6="http://schemas.microsoft.com/office/drawing/2016/5/12/chartex" xmlns:cx7="http://schemas.microsoft.com/office/drawing/2016/5/13/chartex" xmlns:cx8="http://schemas.microsoft.com/office/drawing/2016/5/14/chartex" xmlns:mc="http://schemas.openxmlformats.org/markup-compatibility/2006" xmlns:aink="http://schemas.microsoft.com/office/drawing/2016/ink" xmlns:am3d="http://schemas.microsoft.com/office/drawing/2017/model3d" xmlns:o="urn:schemas-microsoft-com:office:office" xmlns:oel="http://schemas.microsoft.com/office/2019/extlst" xmlns:r="http://schemas.openxmlformats.org/officeDocument/2006/relationships" xmlns:m="http://schemas.openxmlformats.org/officeDocument/2006/math" xmlns:v="urn:schemas-microsoft-com:vml" xmlns:wp14="http://schemas.microsoft.com/office/word/2010/wordprocessingDrawing" xmlns:wp="http://schemas.openxmlformats.org/drawingml/2006/wordprocessingDrawing" xmlns:w10="urn:schemas-microsoft-com:office:word" xmlns:w="http://schemas.openxmlformats.org/wordprocessingml/2006/main" xmlns:w14="http://schemas.microsoft.com/office/word/2010/wordml" xmlns:w15="http://schemas.microsoft.com/office/word/2012/wordml" xmlns:w16cex="http://schemas.microsoft.com/office/word/2018/wordml/cex" xmlns:w16cid="http://schemas.microsoft.com/office/word/2016/wordml/cid" xmlns:w16="http://schemas.microsoft.com/office/word/2018/wordml" xmlns:w16du="http://schemas.microsoft.com/office/word/2023/wordml/word16du" xmlns:w16sdtdh="http://schemas.microsoft.com/office/word/2020/wordml/sdtdatahash" xmlns:w16se="http://schemas.microsoft.com/office/word/2015/wordml/symex" xmlns:wpg="http://schemas.microsoft.com/office/word/2010/wordprocessingGroup" xmlns:wpi="http://schemas.microsoft.com/office/word/2010/wordprocessingInk" xmlns:wne="http://schemas.microsoft.com/office/word/2006/wordml" xmlns:wps="http://schemas.microsoft.com/office/word/2010/wordprocessingShape" mc:Ignorable="w14 w15 w16se w16cid w16 w16cex w16sdtdh w16du wp14">
+<w15:people xmlns:wpc="http://schemas.microsoft.com/office/word/2010/wordprocessingCanvas" xmlns:cx="http://schemas.microsoft.com/office/drawing/2014/chartex" xmlns:cx1="http://schemas.microsoft.com/office/drawing/2015/9/8/chartex" xmlns:cx2="http://schemas.microsoft.com/office/drawing/2015/10/21/chartex" xmlns:cx3="http://schemas.microsoft.com/office/drawing/2016/5/9/chartex" xmlns:cx4="http://schemas.microsoft.com/office/drawing/2016/5/10/chartex" xmlns:cx5="http://schemas.microsoft.com/office/drawing/2016/5/11/chartex" xmlns:cx6="http://schemas.microsoft.com/office/drawing/2016/5/12/chartex" xmlns:cx7="http://schemas.microsoft.com/office/drawing/2016/5/13/chartex" xmlns:cx8="http://schemas.microsoft.com/office/drawing/2016/5/14/chartex" xmlns:mc="http://schemas.openxmlformats.org/markup-compatibility/2006" xmlns:aink="http://schemas.microsoft.com/office/drawing/2016/ink" xmlns:am3d="http://schemas.microsoft.com/office/drawing/2017/model3d" xmlns:o="urn:schemas-microsoft-com:office:office" xmlns:oel="http://schemas.microsoft.com/office/2019/extlst" xmlns:r="http://schemas.openxmlformats.org/officeDocument/2006/relationships" xmlns:m="http://schemas.openxmlformats.org/officeDocument/2006/math" xmlns:v="urn:schemas-microsoft-com:vml" xmlns:wp14="http://schemas.microsoft.com/office/word/2010/wordprocessingDrawing" xmlns:wp="http://schemas.openxmlformats.org/drawingml/2006/wordprocessingDrawing" xmlns:w10="urn:schemas-microsoft-com:office:word" xmlns:w="http://schemas.openxmlformats.org/wordprocessingml/2006/main" xmlns:w14="http://schemas.microsoft.com/office/word/2010/wordml" xmlns:w15="http://schemas.microsoft.com/office/word/2012/wordml" xmlns:w16cex="http://schemas.microsoft.com/office/word/2018/wordml/cex" xmlns:w16cid="http://schemas.microsoft.com/office/word/2016/wordml/cid" xmlns:w16="http://schemas.microsoft.com/office/word/2018/wordml" xmlns:w16du="http://schemas.microsoft.com/office/word/2023/wordml/word16du" xmlns:w16sdtdh="http://schemas.microsoft.com/office/word/2020/wordml/sdtdatahash" xmlns:w16sdtfl="http://schemas.microsoft.com/office/word/2024/wordml/sdtformatlock" xmlns:w16se="http://schemas.microsoft.com/office/word/2015/wordml/symex" xmlns:wpg="http://schemas.microsoft.com/office/word/2010/wordprocessingGroup" xmlns:wpi="http://schemas.microsoft.com/office/word/2010/wordprocessingInk" xmlns:wne="http://schemas.microsoft.com/office/word/2006/wordml" xmlns:wps="http://schemas.microsoft.com/office/word/2010/wordprocessingShape" mc:Ignorable="w14 w15 w16se w16cid w16 w16cex w16sdtdh w16sdtfl w16du wp14">
   <w15:person w15:author="Deb Troendle-Scott">
     <w15:presenceInfo w15:providerId="None" w15:userId="Deb Troendle-Scott"/>
   </w15:person>
@@ -12047,7 +11998,7 @@
 </file>
 
 <file path=word/styles.xml><?xml version="1.0" encoding="utf-8"?>
-<w:styles xmlns:mc="http://schemas.openxmlformats.org/markup-compatibility/2006" xmlns:r="http://schemas.openxmlformats.org/officeDocument/2006/relationships" xmlns:w="http://schemas.openxmlformats.org/wordprocessingml/2006/main" xmlns:w14="http://schemas.microsoft.com/office/word/2010/wordml" xmlns:w15="http://schemas.microsoft.com/office/word/2012/wordml" xmlns:w16cex="http://schemas.microsoft.com/office/word/2018/wordml/cex" xmlns:w16cid="http://schemas.microsoft.com/office/word/2016/wordml/cid" xmlns:w16="http://schemas.microsoft.com/office/word/2018/wordml" xmlns:w16du="http://schemas.microsoft.com/office/word/2023/wordml/word16du" xmlns:w16sdtdh="http://schemas.microsoft.com/office/word/2020/wordml/sdtdatahash" xmlns:w16se="http://schemas.microsoft.com/office/word/2015/wordml/symex" mc:Ignorable="w14 w15 w16se w16cid w16 w16cex w16sdtdh w16du">
+<w:styles xmlns:mc="http://schemas.openxmlformats.org/markup-compatibility/2006" xmlns:r="http://schemas.openxmlformats.org/officeDocument/2006/relationships" xmlns:w="http://schemas.openxmlformats.org/wordprocessingml/2006/main" xmlns:w14="http://schemas.microsoft.com/office/word/2010/wordml" xmlns:w15="http://schemas.microsoft.com/office/word/2012/wordml" xmlns:w16cex="http://schemas.microsoft.com/office/word/2018/wordml/cex" xmlns:w16cid="http://schemas.microsoft.com/office/word/2016/wordml/cid" xmlns:w16="http://schemas.microsoft.com/office/word/2018/wordml" xmlns:w16du="http://schemas.microsoft.com/office/word/2023/wordml/word16du" xmlns:w16sdtdh="http://schemas.microsoft.com/office/word/2020/wordml/sdtdatahash" xmlns:w16sdtfl="http://schemas.microsoft.com/office/word/2024/wordml/sdtformatlock" xmlns:w16se="http://schemas.microsoft.com/office/word/2015/wordml/symex" mc:Ignorable="w14 w15 w16se w16cid w16 w16cex w16sdtdh w16sdtfl w16du">
   <w:docDefaults>
     <w:rPrDefault>
       <w:rPr>
@@ -13606,6 +13557,15 @@
 </file>
 
 <file path=customXml/item1.xml><?xml version="1.0" encoding="utf-8"?>
+<?mso-contentType ?>
+<FormTemplates xmlns="http://schemas.microsoft.com/sharepoint/v3/contenttype/forms">
+  <Display>DocumentLibraryForm</Display>
+  <Edit>DocumentLibraryForm</Edit>
+  <New>DocumentLibraryForm</New>
+</FormTemplates>
+</file>
+
+<file path=customXml/item2.xml><?xml version="1.0" encoding="utf-8"?>
 <ct:contentTypeSchema xmlns:ct="http://schemas.microsoft.com/office/2006/metadata/contentType" xmlns:ma="http://schemas.microsoft.com/office/2006/metadata/properties/metaAttributes" ct:_="" ma:_="" ma:contentTypeName="Document" ma:contentTypeID="0x01010011B38F1B60B6EA47BC78195E80293703" ma:contentTypeVersion="16" ma:contentTypeDescription="Create a new document." ma:contentTypeScope="" ma:versionID="f5eb08a2a74bde6c6084cef7a4534d2a">
   <xsd:schema xmlns:xsd="http://www.w3.org/2001/XMLSchema" xmlns:xs="http://www.w3.org/2001/XMLSchema" xmlns:p="http://schemas.microsoft.com/office/2006/metadata/properties" xmlns:ns2="49d705f2-2ccf-4334-aa50-f874a67b98f7" xmlns:ns3="c86c0f67-4c5d-441f-9bd8-74d90ef85cfe" targetNamespace="http://schemas.microsoft.com/office/2006/metadata/properties" ma:root="true" ma:fieldsID="c08355c22b2758f6a18049b30264c4e0" ns2:_="" ns3:_="">
     <xsd:import namespace="49d705f2-2ccf-4334-aa50-f874a67b98f7"/>
@@ -13848,7 +13808,7 @@
 </ct:contentTypeSchema>
 </file>
 
-<file path=customXml/item2.xml><?xml version="1.0" encoding="utf-8"?>
+<file path=customXml/item3.xml><?xml version="1.0" encoding="utf-8"?>
 <p:properties xmlns:p="http://schemas.microsoft.com/office/2006/metadata/properties" xmlns:xsi="http://www.w3.org/2001/XMLSchema-instance" xmlns:pc="http://schemas.microsoft.com/office/infopath/2007/PartnerControls">
   <documentManagement>
     <lcf76f155ced4ddcb4097134ff3c332f xmlns="49d705f2-2ccf-4334-aa50-f874a67b98f7">
@@ -13859,16 +13819,15 @@
 </p:properties>
 </file>
 
-<file path=customXml/item3.xml><?xml version="1.0" encoding="utf-8"?>
-<?mso-contentType ?>
-<FormTemplates xmlns="http://schemas.microsoft.com/sharepoint/v3/contenttype/forms">
-  <Display>DocumentLibraryForm</Display>
-  <Edit>DocumentLibraryForm</Edit>
-  <New>DocumentLibraryForm</New>
-</FormTemplates>
+<file path=customXml/itemProps1.xml><?xml version="1.0" encoding="utf-8"?>
+<ds:datastoreItem xmlns:ds="http://schemas.openxmlformats.org/officeDocument/2006/customXml" ds:itemID="{51E9394B-5A7C-4752-A359-93AE6F27D770}">
+  <ds:schemaRefs>
+    <ds:schemaRef ds:uri="http://schemas.microsoft.com/sharepoint/v3/contenttype/forms"/>
+  </ds:schemaRefs>
+</ds:datastoreItem>
 </file>
 
-<file path=customXml/itemProps1.xml><?xml version="1.0" encoding="utf-8"?>
+<file path=customXml/itemProps2.xml><?xml version="1.0" encoding="utf-8"?>
 <ds:datastoreItem xmlns:ds="http://schemas.openxmlformats.org/officeDocument/2006/customXml" ds:itemID="{F65B368B-8888-40A3-8CCE-931AC4720BDF}">
   <ds:schemaRefs>
     <ds:schemaRef ds:uri="http://schemas.microsoft.com/office/2006/metadata/contentType"/>
@@ -13887,7 +13846,7 @@
 </ds:datastoreItem>
 </file>
 
-<file path=customXml/itemProps2.xml><?xml version="1.0" encoding="utf-8"?>
+<file path=customXml/itemProps3.xml><?xml version="1.0" encoding="utf-8"?>
 <ds:datastoreItem xmlns:ds="http://schemas.openxmlformats.org/officeDocument/2006/customXml" ds:itemID="{B7AC15AE-9D3F-4A60-9731-7B12FB4E32FB}">
   <ds:schemaRefs>
     <ds:schemaRef ds:uri="http://schemas.microsoft.com/office/2006/metadata/properties"/>
@@ -13896,12 +13855,4 @@
     <ds:schemaRef ds:uri="c86c0f67-4c5d-441f-9bd8-74d90ef85cfe"/>
   </ds:schemaRefs>
 </ds:datastoreItem>
-</file>
-
-<file path=customXml/itemProps3.xml><?xml version="1.0" encoding="utf-8"?>
-<ds:datastoreItem xmlns:ds="http://schemas.openxmlformats.org/officeDocument/2006/customXml" ds:itemID="{51E9394B-5A7C-4752-A359-93AE6F27D770}">
-  <ds:schemaRefs>
-    <ds:schemaRef ds:uri="http://schemas.microsoft.com/sharepoint/v3/contenttype/forms"/>
-  </ds:schemaRefs>
-</ds:datastoreItem>
 </file>